--- a/高中物理/高中物理同步/人教版必修3 第13章 电磁感应与电磁波初步·落选题清单（8题4条）.docx
+++ b/高中物理/高中物理同步/人教版必修3 第13章 电磁感应与电磁波初步·落选题清单（8题4条）.docx
@@ -2479,25 +2479,25 @@
       <m:oMath>
         <m:r>
           <w:rPr>
-            <w:rFonts w:ascii="Cambria Math" w:eastAsia="宋体" w:hAnsi="Cambria Math" w:cs="Cambria Math"/>
+            <w:rFonts w:ascii="Times New Roman" w:eastAsia="宋体" w:hAnsi="Times New Roman" w:cs="Cambria Math"/>
           </w:rPr>
           <m:t>ε</m:t>
         </m:r>
         <m:r>
           <w:rPr>
-            <w:rFonts w:ascii="Cambria Math" w:eastAsia="宋体" w:hAnsi="Cambria Math" w:cs="Cambria Math"/>
+            <w:rFonts w:ascii="Times New Roman" w:eastAsia="宋体" w:hAnsi="Times New Roman" w:cs="Cambria Math"/>
           </w:rPr>
           <m:t>=</m:t>
         </m:r>
         <m:r>
           <w:rPr>
-            <w:rFonts w:ascii="Cambria Math" w:eastAsia="宋体" w:hAnsi="Cambria Math" w:cs="Cambria Math"/>
+            <w:rFonts w:ascii="Times New Roman" w:eastAsia="宋体" w:hAnsi="Times New Roman" w:cs="Cambria Math"/>
           </w:rPr>
           <m:t>h</m:t>
         </m:r>
         <m:r>
           <w:rPr>
-            <w:rFonts w:ascii="Cambria Math" w:eastAsia="宋体" w:hAnsi="Cambria Math" w:cs="Cambria Math"/>
+            <w:rFonts w:ascii="Times New Roman" w:eastAsia="宋体" w:hAnsi="Times New Roman" w:cs="Cambria Math"/>
           </w:rPr>
           <m:t>ν</m:t>
         </m:r>
@@ -2513,7 +2513,7 @@
       <m:oMath>
         <m:r>
           <w:rPr>
-            <w:rFonts w:ascii="Cambria Math" w:eastAsia="宋体" w:hAnsi="Cambria Math" w:cs="Cambria Math"/>
+            <w:rFonts w:ascii="Times New Roman" w:eastAsia="宋体" w:hAnsi="Times New Roman" w:cs="Cambria Math"/>
           </w:rPr>
           <m:t>ν</m:t>
         </m:r>
@@ -2569,37 +2569,37 @@
       <m:oMath>
         <m:r>
           <w:rPr>
-            <w:rFonts w:ascii="Cambria Math" w:eastAsia="宋体" w:hAnsi="Cambria Math" w:cs="Cambria Math"/>
+            <w:rFonts w:ascii="Times New Roman" w:eastAsia="宋体" w:hAnsi="Times New Roman" w:cs="Cambria Math"/>
           </w:rPr>
           <m:t>ε</m:t>
         </m:r>
         <m:r>
           <w:rPr>
-            <w:rFonts w:ascii="Cambria Math" w:eastAsia="宋体" w:hAnsi="Cambria Math" w:cs="Cambria Math"/>
+            <w:rFonts w:ascii="Times New Roman" w:eastAsia="宋体" w:hAnsi="Times New Roman" w:cs="Cambria Math"/>
           </w:rPr>
           <m:t>=</m:t>
         </m:r>
         <m:r>
           <w:rPr>
-            <w:rFonts w:ascii="Cambria Math" w:eastAsia="宋体" w:hAnsi="Cambria Math" w:cs="Cambria Math"/>
+            <w:rFonts w:ascii="Times New Roman" w:eastAsia="宋体" w:hAnsi="Times New Roman" w:cs="Cambria Math"/>
           </w:rPr>
           <m:t>h</m:t>
         </m:r>
         <m:r>
           <w:rPr>
-            <w:rFonts w:ascii="Cambria Math" w:eastAsia="宋体" w:hAnsi="Cambria Math" w:cs="Cambria Math"/>
+            <w:rFonts w:ascii="Times New Roman" w:eastAsia="宋体" w:hAnsi="Times New Roman" w:cs="Cambria Math"/>
           </w:rPr>
           <m:t>ν</m:t>
         </m:r>
         <m:r>
           <w:rPr>
-            <w:rFonts w:ascii="Cambria Math" w:eastAsia="宋体" w:hAnsi="Cambria Math" w:cs="Cambria Math"/>
+            <w:rFonts w:ascii="Times New Roman" w:eastAsia="宋体" w:hAnsi="Times New Roman" w:cs="Cambria Math"/>
           </w:rPr>
           <m:t>=</m:t>
         </m:r>
         <m:r>
           <w:rPr>
-            <w:rFonts w:ascii="Cambria Math" w:eastAsia="宋体" w:hAnsi="Cambria Math" w:cs="Cambria Math"/>
+            <w:rFonts w:ascii="Times New Roman" w:eastAsia="宋体" w:hAnsi="Times New Roman" w:cs="Cambria Math"/>
           </w:rPr>
           <m:t>h</m:t>
         </m:r>
@@ -2607,7 +2607,7 @@
           <m:num>
             <m:r>
               <w:rPr>
-                <w:rFonts w:ascii="Cambria Math" w:eastAsia="宋体" w:hAnsi="Cambria Math" w:cs="Cambria Math"/>
+                <w:rFonts w:ascii="Times New Roman" w:eastAsia="宋体" w:hAnsi="Times New Roman" w:cs="Cambria Math"/>
               </w:rPr>
               <m:t>c</m:t>
             </m:r>
@@ -2615,7 +2615,7 @@
           <m:den>
             <m:r>
               <w:rPr>
-                <w:rFonts w:ascii="Cambria Math" w:eastAsia="宋体" w:hAnsi="Cambria Math" w:cs="Cambria Math"/>
+                <w:rFonts w:ascii="Times New Roman" w:eastAsia="宋体" w:hAnsi="Times New Roman" w:cs="Cambria Math"/>
               </w:rPr>
               <m:t>λ</m:t>
             </m:r>
@@ -3207,19 +3207,19 @@
       <m:oMath>
         <m:r>
           <w:rPr>
-            <w:rFonts w:ascii="Cambria Math" w:eastAsia="宋体" w:hAnsi="Cambria Math" w:cs="Cambria Math"/>
+            <w:rFonts w:ascii="Times New Roman" w:eastAsia="宋体" w:hAnsi="Times New Roman" w:cs="Cambria Math"/>
           </w:rPr>
           <m:t>300</m:t>
         </m:r>
         <m:r>
           <w:rPr>
-            <w:rFonts w:ascii="Cambria Math" w:eastAsia="宋体" w:hAnsi="Cambria Math" w:cs="Cambria Math"/>
+            <w:rFonts w:ascii="Times New Roman" w:eastAsia="宋体" w:hAnsi="Times New Roman" w:cs="Cambria Math"/>
           </w:rPr>
           <m:t>∼</m:t>
         </m:r>
         <m:r>
           <w:rPr>
-            <w:rFonts w:ascii="Cambria Math" w:eastAsia="宋体" w:hAnsi="Cambria Math" w:cs="Cambria Math"/>
+            <w:rFonts w:ascii="Times New Roman" w:eastAsia="宋体" w:hAnsi="Times New Roman" w:cs="Cambria Math"/>
           </w:rPr>
           <m:t>30000</m:t>
         </m:r>
@@ -3228,7 +3228,7 @@
             <m:nor/>
           </m:rPr>
           <w:rPr>
-            <w:rFonts w:ascii="Cambria Math" w:eastAsia="宋体" w:hAnsi="Cambria Math" w:cs="Cambria Math"/>
+            <w:rFonts w:ascii="Times New Roman" w:eastAsia="宋体" w:hAnsi="Times New Roman" w:cs="Cambria Math"/>
           </w:rPr>
           <m:t>MHz</m:t>
         </m:r>
@@ -3560,9 +3560,9 @@
       <w:r>
         <w:rPr>
           <w:b/>
-          <w:sz w:val="24"/>
-        </w:rPr>
-        <w:t>十五、能级</w:t>
+          <w:sz w:val="21"/>
+        </w:rPr>
+        <w:t>能级</w:t>
       </w:r>
     </w:p>
     <w:p>
@@ -3722,11 +3722,11 @@
       </w:pPr>
       <w:r>
         <w:rPr>
-          <w:rFonts w:eastAsia="Times New Roman"/>
+          <w:rFonts w:eastAsia="宋体"/>
           <w:noProof/>
           <w:kern w:val="0"/>
-          <w:sz w:val="24"/>
-          <w:szCs w:val="24"/>
+          <w:sz w:val="21"/>
+          <w:szCs w:val="21"/>
         </w:rPr>
         <w:drawing>
           <wp:inline distT="0" distB="0" distL="0" distR="0" wp14:anchorId="4B4682E0" wp14:editId="6B17A1EA">
@@ -3823,7 +3823,7 @@
       </w:r>
       <w:r>
         <w:rPr>
-          <w:rFonts w:eastAsia="Times New Roman"/>
+          <w:rFonts w:eastAsia="宋体"/>
         </w:rPr>
         <w:t>________</w:t>
       </w:r>
@@ -3832,7 +3832,7 @@
       </w:r>
       <w:r>
         <w:rPr>
-          <w:rFonts w:eastAsia="Times New Roman"/>
+          <w:rFonts w:eastAsia="宋体"/>
         </w:rPr>
         <w:t>________</w:t>
       </w:r>
@@ -3855,7 +3855,7 @@
       <m:oMath>
         <m:r>
           <w:rPr>
-            <w:rFonts w:ascii="Cambria Math" w:hAnsi="Cambria Math" w:cs="Cambria Math"/>
+            <w:rFonts w:ascii="Times New Roman" w:hAnsi="Times New Roman" w:cs="Cambria Math"/>
           </w:rPr>
           <m:t>hν</m:t>
         </m:r>
@@ -3874,10 +3874,10 @@
       </w:r>
     </w:p>
     <w:sectPr>
-      <w:footerReference w:type="even" r:id="rId49"/>
-      <w:footerReference w:type="default" r:id="rId50"/>
-      <w:pgSz w:w="11906" w:h="16838" w:code="9"/>
-      <w:pgMar w:top="720" w:right="720" w:bottom="720" w:left="720" w:header="851" w:footer="425" w:gutter="0"/>
+      <w:footerReference w:type="default" r:id="rId49"/>
+      <w:pgSz w:w="11906" w:h="16838"/>
+      <w:pgMar w:top="720" w:right="720" w:bottom="720" w:left="720" w:header="720" w:footer="720" w:gutter="0"/>
+      <w:pgNumType w:start="1"/>
       <w:cols w:num="1" w:sep="1" w:space="425"/>
       <w:docGrid w:type="lines" w:linePitch="312"/>
     </w:sectPr>
@@ -3886,128 +3886,10 @@
 </file>
 
 <file path=word/footer1.xml><?xml version="1.0" encoding="utf-8"?>
-<w:ftr xmlns:wpc="http://schemas.microsoft.com/office/word/2010/wordprocessingCanvas" xmlns:cx="http://schemas.microsoft.com/office/drawing/2014/chartex" xmlns:cx1="http://schemas.microsoft.com/office/drawing/2015/9/8/chartex" xmlns:cx2="http://schemas.microsoft.com/office/drawing/2015/10/21/chartex" xmlns:cx3="http://schemas.microsoft.com/office/drawing/2016/5/9/chartex" xmlns:cx4="http://schemas.microsoft.com/office/drawing/2016/5/10/chartex" xmlns:cx5="http://schemas.microsoft.com/office/drawing/2016/5/11/chartex" xmlns:mc="http://schemas.openxmlformats.org/markup-compatibility/2006" xmlns:o="urn:schemas-microsoft-com:office:office" xmlns:r="http://schemas.openxmlformats.org/officeDocument/2006/relationships" xmlns:m="http://schemas.openxmlformats.org/officeDocument/2006/math" xmlns:v="urn:schemas-microsoft-com:vml" xmlns:wp14="http://schemas.microsoft.com/office/word/2010/wordprocessingDrawing" xmlns:wp="http://schemas.openxmlformats.org/drawingml/2006/wordprocessingDrawing" xmlns:w10="urn:schemas-microsoft-com:office:word" xmlns:w="http://schemas.openxmlformats.org/wordprocessingml/2006/main" xmlns:w14="http://schemas.microsoft.com/office/word/2010/wordml" xmlns:w15="http://schemas.microsoft.com/office/word/2012/wordml" xmlns:wne="http://schemas.microsoft.com/office/word/2006/wordml" xmlns:wpg="http://schemas.microsoft.com/office/word/2010/wordprocessingGroup" xmlns:wpi="http://schemas.microsoft.com/office/word/2010/wordprocessingInk" xmlns:wps="http://schemas.microsoft.com/office/word/2010/wordprocessingShape" mc:Ignorable="w14 w15 wp14">
+<w:ftr xmlns:w="http://schemas.openxmlformats.org/wordprocessingml/2006/main" xmlns:r="http://schemas.openxmlformats.org/officeDocument/2006/relationships">
   <w:p>
     <w:pPr>
       <w:jc w:val="center"/>
-    </w:pPr>
-    <w:r>
-      <w:rPr>
-        <w:rFonts w:hint="eastAsia"/>
-      </w:rPr>
-      <w:t>试卷第</w:t>
-    </w:r>
-    <w:r>
-      <w:fldChar w:fldCharType="begin"/>
-    </w:r>
-    <w:r>
-      <w:instrText xml:space="preserve"> =</w:instrText>
-    </w:r>
-    <w:r>
-      <w:fldChar w:fldCharType="begin"/>
-    </w:r>
-    <w:r>
-      <w:instrText xml:space="preserve">page  </w:instrText>
-    </w:r>
-    <w:r>
-      <w:fldChar w:fldCharType="separate"/>
-    </w:r>
-    <w:r>
-      <w:rPr>
-        <w:noProof/>
-      </w:rPr>
-      <w:instrText>1</w:instrText>
-    </w:r>
-    <w:r>
-      <w:rPr>
-        <w:noProof/>
-      </w:rPr>
-      <w:fldChar w:fldCharType="end"/>
-    </w:r>
-    <w:r>
-      <w:instrText xml:space="preserve"> </w:instrText>
-    </w:r>
-    <w:r>
-      <w:fldChar w:fldCharType="separate"/>
-    </w:r>
-    <w:r>
-      <w:rPr>
-        <w:noProof/>
-      </w:rPr>
-      <w:t>1</w:t>
-    </w:r>
-    <w:r>
-      <w:fldChar w:fldCharType="end"/>
-    </w:r>
-    <w:r>
-      <w:rPr>
-        <w:rFonts w:hint="eastAsia"/>
-      </w:rPr>
-      <w:t>页，共</w:t>
-    </w:r>
-    <w:r>
-      <w:fldChar w:fldCharType="begin"/>
-    </w:r>
-    <w:r>
-      <w:instrText xml:space="preserve"> =</w:instrText>
-    </w:r>
-    <w:r>
-      <w:fldChar w:fldCharType="begin"/>
-    </w:r>
-    <w:r>
-      <w:instrText xml:space="preserve">sectionpages  </w:instrText>
-    </w:r>
-    <w:r>
-      <w:fldChar w:fldCharType="separate"/>
-    </w:r>
-    <w:r>
-      <w:rPr>
-        <w:noProof/>
-      </w:rPr>
-      <w:instrText>3</w:instrText>
-    </w:r>
-    <w:r>
-      <w:rPr>
-        <w:noProof/>
-      </w:rPr>
-      <w:fldChar w:fldCharType="end"/>
-    </w:r>
-    <w:r>
-      <w:instrText xml:space="preserve"> </w:instrText>
-    </w:r>
-    <w:r>
-      <w:fldChar w:fldCharType="separate"/>
-    </w:r>
-    <w:r>
-      <w:rPr>
-        <w:noProof/>
-      </w:rPr>
-      <w:t>3</w:t>
-    </w:r>
-    <w:r>
-      <w:fldChar w:fldCharType="end"/>
-    </w:r>
-    <w:r>
-      <w:rPr>
-        <w:rFonts w:hint="eastAsia"/>
-      </w:rPr>
-      <w:t>页</w:t>
-    </w:r>
-  </w:p>
-</w:ftr>
-</file>
-
-<file path=word/footer2.xml><?xml version="1.0" encoding="utf-8"?>
-<w:ftr xmlns:wpc="http://schemas.microsoft.com/office/word/2010/wordprocessingCanvas" xmlns:cx="http://schemas.microsoft.com/office/drawing/2014/chartex" xmlns:cx1="http://schemas.microsoft.com/office/drawing/2015/9/8/chartex" xmlns:cx2="http://schemas.microsoft.com/office/drawing/2015/10/21/chartex" xmlns:cx3="http://schemas.microsoft.com/office/drawing/2016/5/9/chartex" xmlns:cx4="http://schemas.microsoft.com/office/drawing/2016/5/10/chartex" xmlns:cx5="http://schemas.microsoft.com/office/drawing/2016/5/11/chartex" xmlns:mc="http://schemas.openxmlformats.org/markup-compatibility/2006" xmlns:o="urn:schemas-microsoft-com:office:office" xmlns:r="http://schemas.openxmlformats.org/officeDocument/2006/relationships" xmlns:m="http://schemas.openxmlformats.org/officeDocument/2006/math" xmlns:v="urn:schemas-microsoft-com:vml" xmlns:wp14="http://schemas.microsoft.com/office/word/2010/wordprocessingDrawing" xmlns:wp="http://schemas.openxmlformats.org/drawingml/2006/wordprocessingDrawing" xmlns:w10="urn:schemas-microsoft-com:office:word" xmlns:w="http://schemas.openxmlformats.org/wordprocessingml/2006/main" xmlns:w14="http://schemas.microsoft.com/office/word/2010/wordml" xmlns:w15="http://schemas.microsoft.com/office/word/2012/wordml" xmlns:wne="http://schemas.microsoft.com/office/word/2006/wordml" xmlns:wpg="http://schemas.microsoft.com/office/word/2010/wordprocessingGroup" xmlns:wpi="http://schemas.microsoft.com/office/word/2010/wordprocessingInk" xmlns:wps="http://schemas.microsoft.com/office/word/2010/wordprocessingShape" mc:Ignorable="w14 w15 wp14">
-  <w:p>
-    <w:pPr>
-      <w:spacing w:before="0" w:after="0" w:line="300" w:lineRule="auto"/>
-      <w:jc w:val="left"/>
-      <w:rPr>
-        <w:rFonts w:ascii="Times New Roman" w:hAnsi="Times New Roman" w:eastAsia="宋体"/>
-        <w:sz w:val="21"/>
-        <w:szCs w:val="21"/>
-      </w:rPr>
     </w:pPr>
     <w:r>
       <w:rPr>
@@ -4015,71 +3897,43 @@
         <w:sz w:val="21"/>
         <w:szCs w:val="21"/>
       </w:rPr>
-      <w:t xml:space="preserve">第 </w:t>
+      <w:t xml:space="preserve">第</w:t>
     </w:r>
+    <w:fldSimple w:instr=" PAGE ">
+      <w:r>
+        <w:rPr>
+          <w:rFonts w:ascii="Times New Roman" w:hAnsi="Times New Roman" w:eastAsia="宋体"/>
+          <w:sz w:val="21"/>
+          <w:szCs w:val="21"/>
+        </w:rPr>
+        <w:t xml:space="preserve">1</w:t>
+      </w:r>
+    </w:fldSimple>
     <w:r>
       <w:rPr>
         <w:rFonts w:ascii="Times New Roman" w:hAnsi="Times New Roman" w:eastAsia="宋体"/>
         <w:sz w:val="21"/>
         <w:szCs w:val="21"/>
       </w:rPr>
-      <w:fldChar w:fldCharType="begin"/>
+      <w:t xml:space="preserve">页（共</w:t>
     </w:r>
+    <w:fldSimple w:instr=" NUMPAGES ">
+      <w:r>
+        <w:rPr>
+          <w:rFonts w:ascii="Times New Roman" w:hAnsi="Times New Roman" w:eastAsia="宋体"/>
+          <w:sz w:val="21"/>
+          <w:szCs w:val="21"/>
+        </w:rPr>
+        <w:t xml:space="preserve">1</w:t>
+      </w:r>
+    </w:fldSimple>
     <w:r>
       <w:rPr>
         <w:rFonts w:ascii="Times New Roman" w:hAnsi="Times New Roman" w:eastAsia="宋体"/>
         <w:sz w:val="21"/>
         <w:szCs w:val="21"/>
       </w:rPr>
-      <w:instrText xml:space="preserve"> PAGE </w:instrText>
-    </w:r>
-    <w:r>
-      <w:rPr>
-        <w:rFonts w:ascii="Times New Roman" w:hAnsi="Times New Roman" w:eastAsia="宋体"/>
-        <w:sz w:val="21"/>
-        <w:szCs w:val="21"/>
-      </w:rPr>
-      <w:fldChar w:fldCharType="end"/>
-    </w:r>
-    <w:r>
-      <w:rPr>
-        <w:rFonts w:ascii="Times New Roman" w:hAnsi="Times New Roman" w:eastAsia="宋体"/>
-        <w:sz w:val="21"/>
-        <w:szCs w:val="21"/>
-      </w:rPr>
-      <w:t xml:space="preserve"> 页　共 </w:t>
-    </w:r>
-    <w:r>
-      <w:rPr>
-        <w:rFonts w:ascii="Times New Roman" w:hAnsi="Times New Roman" w:eastAsia="宋体"/>
-        <w:sz w:val="21"/>
-        <w:szCs w:val="21"/>
-      </w:rPr>
-      <w:fldChar w:fldCharType="begin"/>
-    </w:r>
-    <w:r>
-      <w:rPr>
-        <w:rFonts w:ascii="Times New Roman" w:hAnsi="Times New Roman" w:eastAsia="宋体"/>
-        <w:sz w:val="21"/>
-        <w:szCs w:val="21"/>
-      </w:rPr>
-      <w:instrText xml:space="preserve"> NUMPAGES </w:instrText>
-    </w:r>
-    <w:r>
-      <w:rPr>
-        <w:rFonts w:ascii="Times New Roman" w:hAnsi="Times New Roman" w:eastAsia="宋体"/>
-        <w:sz w:val="21"/>
-        <w:szCs w:val="21"/>
-      </w:rPr>
-      <w:fldChar w:fldCharType="end"/>
-    </w:r>
-    <w:r>
-      <w:rPr>
-        <w:rFonts w:ascii="Times New Roman" w:hAnsi="Times New Roman" w:eastAsia="宋体"/>
-        <w:sz w:val="21"/>
-        <w:szCs w:val="21"/>
-      </w:rPr>
-      <w:t xml:space="preserve"> 页</w:t>
+      <w:t xml:space="preserve">页）</w:t>
     </w:r>
   </w:p>
 </w:ftr>
